--- a/src/assets/PlantillaUnoColumnas.docx
+++ b/src/assets/PlantillaUnoColumnas.docx
@@ -346,23 +346,7 @@
           <w:bCs/>
           <w:lang w:val="es-ES"/>
         </w:rPr>
-        <w:t>{idioma}</w:t>
-      </w:r>
-      <w:r>
-        <w:rPr>
-          <w:b/>
-          <w:bCs/>
-          <w:lang w:val="es-ES"/>
-        </w:rPr>
-        <w:t xml:space="preserve"> </w:t>
-      </w:r>
-      <w:r>
-        <w:rPr>
-          <w:b/>
-          <w:bCs/>
-          <w:lang w:val="es-ES"/>
-        </w:rPr>
-        <w:t>{/</w:t>
+        <w:t>{idioma} {/</w:t>
       </w:r>
       <w:proofErr w:type="spellStart"/>
       <w:r>
@@ -1060,7 +1044,7 @@
     </w:tbl>
     <w:p>
       <w:pPr>
-        <w:jc w:val="both"/>
+        <w:spacing w:after="0"/>
         <w:rPr>
           <w:b/>
           <w:bCs/>
@@ -1071,20 +1055,7 @@
     </w:p>
     <w:p>
       <w:pPr>
-        <w:jc w:val="both"/>
-        <w:rPr>
-          <w:lang w:val="es-ES"/>
-        </w:rPr>
-      </w:pPr>
-      <w:r>
-        <w:rPr>
-          <w:lang w:val="es-ES"/>
-        </w:rPr>
-        <w:t>{#tieneCursos}</w:t>
-      </w:r>
-    </w:p>
-    <w:p>
-      <w:pPr>
+        <w:keepNext/>
         <w:spacing w:after="0"/>
         <w:rPr>
           <w:b/>
@@ -1100,11 +1071,12 @@
           <w:color w:val="0070C0"/>
           <w:lang w:val="es-ES"/>
         </w:rPr>
-        <w:t>OTROS ESTUDIOS</w:t>
-      </w:r>
-    </w:p>
-    <w:p>
-      <w:pPr>
+        <w:t>EXPERIENCIA LABORAL</w:t>
+      </w:r>
+    </w:p>
+    <w:p>
+      <w:pPr>
+        <w:keepNext/>
         <w:spacing w:after="0"/>
         <w:rPr>
           <w:b/>
@@ -1124,28 +1096,72 @@
     </w:p>
     <w:p>
       <w:pPr>
+        <w:keepNext/>
         <w:spacing w:after="0"/>
         <w:jc w:val="both"/>
       </w:pPr>
       <w:r>
-        <w:t>{#cursos}</w:t>
-      </w:r>
-    </w:p>
-    <w:p>
-      <w:pPr>
+        <w:rPr>
+          <w:lang w:val="es-ES"/>
+        </w:rPr>
+        <w:t>{#</w:t>
+      </w:r>
+      <w:r>
+        <w:t>experiencias</w:t>
+      </w:r>
+      <w:r>
+        <w:rPr>
+          <w:lang w:val="es-ES"/>
+        </w:rPr>
+        <w:t>}</w:t>
+      </w:r>
+    </w:p>
+    <w:p>
+      <w:pPr>
+        <w:keepNext/>
         <w:spacing w:after="0"/>
         <w:jc w:val="both"/>
         <w:rPr>
           <w:b/>
           <w:bCs/>
-        </w:rPr>
-      </w:pPr>
-      <w:r>
-        <w:rPr>
-          <w:b/>
-          <w:bCs/>
-        </w:rPr>
-        <w:t>{nombre}</w:t>
+          <w:lang w:val="es-ES"/>
+        </w:rPr>
+      </w:pPr>
+      <w:r>
+        <w:rPr>
+          <w:lang w:val="es-ES"/>
+        </w:rPr>
+        <w:t>Puesto</w:t>
+      </w:r>
+      <w:r>
+        <w:rPr>
+          <w:lang w:val="es-ES"/>
+        </w:rPr>
+        <w:t>:</w:t>
+      </w:r>
+      <w:r>
+        <w:rPr>
+          <w:b/>
+          <w:bCs/>
+          <w:lang w:val="es-ES"/>
+        </w:rPr>
+        <w:t xml:space="preserve"> {</w:t>
+      </w:r>
+      <w:r>
+        <w:rPr>
+          <w:b/>
+          <w:bCs/>
+          <w:lang w:val="es-ES"/>
+        </w:rPr>
+        <w:t>puesto</w:t>
+      </w:r>
+      <w:r>
+        <w:rPr>
+          <w:b/>
+          <w:bCs/>
+          <w:lang w:val="es-ES"/>
+        </w:rPr>
+        <w:t>}</w:t>
       </w:r>
     </w:p>
     <w:p>
@@ -1155,35 +1171,116 @@
         <w:rPr>
           <w:b/>
           <w:bCs/>
-        </w:rPr>
-      </w:pPr>
-      <w:r>
-        <w:rPr>
-          <w:b/>
-          <w:bCs/>
-        </w:rPr>
-        <w:t xml:space="preserve">Organización: </w:t>
-      </w:r>
-      <w:r>
-        <w:rPr>
-          <w:b/>
-          <w:bCs/>
+          <w:u w:val="single"/>
+          <w:lang w:val="es-ES"/>
+        </w:rPr>
+      </w:pPr>
+      <w:r>
+        <w:rPr>
+          <w:lang w:val="es-ES"/>
+        </w:rPr>
+        <w:t>Empresa</w:t>
+      </w:r>
+      <w:r>
+        <w:rPr>
+          <w:lang w:val="es-ES"/>
+        </w:rPr>
+        <w:t>:</w:t>
+      </w:r>
+      <w:r>
+        <w:rPr>
+          <w:b/>
+          <w:bCs/>
+          <w:lang w:val="es-ES"/>
+        </w:rPr>
+        <w:t xml:space="preserve"> {</w:t>
+      </w:r>
+      <w:r>
+        <w:rPr>
+          <w:b/>
+          <w:bCs/>
+          <w:lang w:val="es-ES"/>
+        </w:rPr>
+        <w:t>empresa</w:t>
+      </w:r>
+      <w:r>
+        <w:rPr>
+          <w:b/>
+          <w:bCs/>
+          <w:lang w:val="es-ES"/>
+        </w:rPr>
+        <w:t>}</w:t>
+      </w:r>
+    </w:p>
+    <w:p>
+      <w:pPr>
+        <w:spacing w:after="120"/>
+        <w:jc w:val="both"/>
+        <w:rPr>
+          <w:b/>
+          <w:bCs/>
+          <w:lang w:val="es-ES"/>
+        </w:rPr>
+      </w:pPr>
+      <w:r>
+        <w:rPr>
+          <w:lang w:val="es-ES"/>
+        </w:rPr>
+        <w:t>Fecha</w:t>
+      </w:r>
+      <w:r>
+        <w:rPr>
+          <w:lang w:val="es-ES"/>
+        </w:rPr>
+        <w:t>:</w:t>
+      </w:r>
+      <w:r>
+        <w:rPr>
+          <w:b/>
+          <w:bCs/>
+          <w:lang w:val="es-ES"/>
+        </w:rPr>
+        <w:t xml:space="preserve"> {</w:t>
+      </w:r>
+      <w:r>
+        <w:rPr>
+          <w:b/>
+          <w:bCs/>
+          <w:lang w:val="es-ES"/>
+        </w:rPr>
+        <w:t>periodo</w:t>
+      </w:r>
+      <w:r>
+        <w:rPr>
+          <w:b/>
+          <w:bCs/>
+          <w:lang w:val="es-ES"/>
+        </w:rPr>
+        <w:t>}</w:t>
+      </w:r>
+    </w:p>
+    <w:p>
+      <w:pPr>
+        <w:ind w:left="708"/>
+        <w:jc w:val="both"/>
+        <w:rPr>
+          <w:lang w:val="es-ES"/>
+        </w:rPr>
+      </w:pPr>
+      <w:r>
+        <w:rPr>
+          <w:lang w:val="es-ES"/>
         </w:rPr>
         <w:t>{</w:t>
       </w:r>
       <w:proofErr w:type="spellStart"/>
       <w:r>
-        <w:rPr>
-          <w:b/>
-          <w:bCs/>
-        </w:rPr>
-        <w:t>organizacion</w:t>
+        <w:t>descripcion</w:t>
       </w:r>
       <w:proofErr w:type="spellEnd"/>
       <w:r>
         <w:rPr>
-          <w:b/>
-          <w:bCs/>
+          <w:lang w:val="es-ES"/>
         </w:rPr>
         <w:t>}</w:t>
       </w:r>
@@ -1192,15 +1289,77 @@
       <w:pPr>
         <w:spacing w:after="0"/>
         <w:jc w:val="both"/>
-      </w:pPr>
-      <w:r>
-        <w:t>{</w:t>
-      </w:r>
-      <w:r>
-        <w:t>periodo</w:t>
-      </w:r>
-      <w:r>
+        <w:rPr>
+          <w:lang w:val="es-ES"/>
+        </w:rPr>
+      </w:pPr>
+      <w:r>
+        <w:rPr>
+          <w:lang w:val="es-ES"/>
+        </w:rPr>
+        <w:t>{/</w:t>
+      </w:r>
+      <w:r>
+        <w:t>experiencias</w:t>
+      </w:r>
+      <w:r>
+        <w:rPr>
+          <w:lang w:val="es-ES"/>
+        </w:rPr>
         <w:t>}</w:t>
+      </w:r>
+    </w:p>
+    <w:p>
+      <w:pPr>
+        <w:jc w:val="both"/>
+        <w:rPr>
+          <w:lang w:val="es-ES"/>
+        </w:rPr>
+      </w:pPr>
+      <w:r>
+        <w:rPr>
+          <w:lang w:val="es-ES"/>
+        </w:rPr>
+        <w:t>{#tieneCursos}</w:t>
+      </w:r>
+    </w:p>
+    <w:p>
+      <w:pPr>
+        <w:spacing w:after="0"/>
+        <w:rPr>
+          <w:b/>
+          <w:bCs/>
+          <w:color w:val="0070C0"/>
+          <w:lang w:val="es-ES"/>
+        </w:rPr>
+      </w:pPr>
+      <w:r>
+        <w:rPr>
+          <w:b/>
+          <w:bCs/>
+          <w:color w:val="0070C0"/>
+          <w:lang w:val="es-ES"/>
+        </w:rPr>
+        <w:t>OTROS ESTUDIOS</w:t>
+      </w:r>
+    </w:p>
+    <w:p>
+      <w:pPr>
+        <w:spacing w:after="0"/>
+        <w:rPr>
+          <w:b/>
+          <w:bCs/>
+          <w:color w:val="000000" w:themeColor="text1"/>
+          <w:lang w:val="es-ES"/>
+        </w:rPr>
+      </w:pPr>
+      <w:r>
+        <w:rPr>
+          <w:b/>
+          <w:bCs/>
+          <w:color w:val="000000" w:themeColor="text1"/>
+        </w:rPr>
+        <w:t>‾‾‾‾‾‾‾‾‾‾‾‾‾‾‾‾‾‾‾‾‾‾‾‾‾‾‾‾‾‾‾‾‾‾‾‾‾‾‾‾‾‾‾‾‾‾‾‾‾‾‾‾‾‾‾‾‾‾‾‾‾‾‾‾‾‾‾‾‾‾‾‾‾‾‾‾‾‾‾‾‾‾‾‾‾‾‾‾‾‾‾‾‾‾‾‾‾</w:t>
       </w:r>
     </w:p>
     <w:p>
@@ -1209,52 +1368,65 @@
         <w:jc w:val="both"/>
       </w:pPr>
       <w:r>
-        <w:t xml:space="preserve">Descripción: </w:t>
-      </w:r>
-      <w:r>
-        <w:t>{</w:t>
-      </w:r>
-      <w:proofErr w:type="spellStart"/>
-      <w:r>
-        <w:t>descripcion</w:t>
-      </w:r>
-      <w:proofErr w:type="spellEnd"/>
-      <w:r>
-        <w:t>}</w:t>
+        <w:t>{#cursos}</w:t>
       </w:r>
     </w:p>
     <w:p>
       <w:pPr>
         <w:spacing w:after="0"/>
         <w:jc w:val="both"/>
-      </w:pPr>
-      <w:r>
-        <w:t>Entidad: {entidad}</w:t>
-      </w:r>
-    </w:p>
-    <w:p>
-      <w:pPr>
-        <w:jc w:val="both"/>
-      </w:pPr>
-      <w:r>
-        <w:t>Tiempo de estudios: {</w:t>
-      </w:r>
-      <w:proofErr w:type="spellStart"/>
-      <w:r>
-        <w:t>tiempoEstudio</w:t>
-      </w:r>
-      <w:proofErr w:type="spellEnd"/>
-      <w:r>
-        <w:t>}</w:t>
+        <w:rPr>
+          <w:b/>
+          <w:bCs/>
+        </w:rPr>
+      </w:pPr>
+      <w:r>
+        <w:rPr>
+          <w:b/>
+          <w:bCs/>
+        </w:rPr>
+        <w:t>{nombre}</w:t>
       </w:r>
     </w:p>
     <w:p>
       <w:pPr>
         <w:spacing w:after="0"/>
         <w:jc w:val="both"/>
-      </w:pPr>
-      <w:r>
-        <w:t>{/cursos}</w:t>
+        <w:rPr>
+          <w:b/>
+          <w:bCs/>
+        </w:rPr>
+      </w:pPr>
+      <w:r>
+        <w:rPr>
+          <w:b/>
+          <w:bCs/>
+        </w:rPr>
+        <w:lastRenderedPageBreak/>
+        <w:t xml:space="preserve">Organización: </w:t>
+      </w:r>
+      <w:r>
+        <w:rPr>
+          <w:b/>
+          <w:bCs/>
+        </w:rPr>
+        <w:t>{</w:t>
+      </w:r>
+      <w:proofErr w:type="spellStart"/>
+      <w:r>
+        <w:rPr>
+          <w:b/>
+          <w:bCs/>
+        </w:rPr>
+        <w:t>organizacion</w:t>
+      </w:r>
+      <w:proofErr w:type="spellEnd"/>
+      <w:r>
+        <w:rPr>
+          <w:b/>
+          <w:bCs/>
+        </w:rPr>
+        <w:t>}</w:t>
       </w:r>
     </w:p>
     <w:p>
@@ -1263,6 +1435,75 @@
         <w:jc w:val="both"/>
       </w:pPr>
       <w:r>
+        <w:t>{</w:t>
+      </w:r>
+      <w:r>
+        <w:t>periodo</w:t>
+      </w:r>
+      <w:r>
+        <w:t>}</w:t>
+      </w:r>
+    </w:p>
+    <w:p>
+      <w:pPr>
+        <w:spacing w:after="0"/>
+        <w:jc w:val="both"/>
+      </w:pPr>
+      <w:r>
+        <w:t xml:space="preserve">Descripción: </w:t>
+      </w:r>
+      <w:r>
+        <w:t>{</w:t>
+      </w:r>
+      <w:proofErr w:type="spellStart"/>
+      <w:r>
+        <w:t>descripcion</w:t>
+      </w:r>
+      <w:proofErr w:type="spellEnd"/>
+      <w:r>
+        <w:t>}</w:t>
+      </w:r>
+    </w:p>
+    <w:p>
+      <w:pPr>
+        <w:spacing w:after="0"/>
+        <w:jc w:val="both"/>
+      </w:pPr>
+      <w:r>
+        <w:t>Entidad: {entidad}</w:t>
+      </w:r>
+    </w:p>
+    <w:p>
+      <w:pPr>
+        <w:jc w:val="both"/>
+      </w:pPr>
+      <w:r>
+        <w:t>Tiempo de estudios: {</w:t>
+      </w:r>
+      <w:proofErr w:type="spellStart"/>
+      <w:r>
+        <w:t>tiempoEstudio</w:t>
+      </w:r>
+      <w:proofErr w:type="spellEnd"/>
+      <w:r>
+        <w:t>}</w:t>
+      </w:r>
+    </w:p>
+    <w:p>
+      <w:pPr>
+        <w:spacing w:after="0"/>
+        <w:jc w:val="both"/>
+      </w:pPr>
+      <w:r>
+        <w:t>{/cursos}</w:t>
+      </w:r>
+    </w:p>
+    <w:p>
+      <w:pPr>
+        <w:spacing w:after="0"/>
+        <w:jc w:val="both"/>
+      </w:pPr>
+      <w:r>
         <w:t>{/</w:t>
       </w:r>
       <w:proofErr w:type="spellStart"/>
@@ -1305,7 +1546,6 @@
           <w:color w:val="0070C0"/>
           <w:lang w:val="es-ES"/>
         </w:rPr>
-        <w:lastRenderedPageBreak/>
         <w:t>NOTAS O COMENTARIOS</w:t>
       </w:r>
     </w:p>
